--- a/09_Problem9_Collections_Optimization/reports/financial_impact_reporting_packaging/Collections_Optimization_Financial_Impact_Report.docx
+++ b/09_Problem9_Collections_Optimization/reports/financial_impact_reporting_packaging/Collections_Optimization_Financial_Impact_Report.docx
@@ -42,6 +42,38 @@
     <w:p>
       <w:r>
         <w:t>Problem 9 scores every real statement of an already-delinquent customer (states Moderate Severity, Severe, reused verbatim from Problem 8's real, production-recommended state formula) for propensity-to-cure at the very next statement, then routes accounts into three honest, operationally interpretable treatment tiers using the real score combined with real severity-score magnitude. This technique is currently RECOMMENDED for production. On the real HOLDOUT population of 677,582 eligible statements, the model reaches a real ROC-AUC of 0.8236 (95% CI [0.8215, 0.8255]) against a 0.6 target -- met. Notebook 52 independently reproduced this result from scratch (PASS) and separately verified the actual persisted model artifact on disk against the same holdout (PASS). Combining an ASSUMPTION 25% intervention success rate with a genuinely distinct operational-efficiency value stream (manual-review cost avoided on correctly-identified self-curing accounts), this is estimated to net $341,908,210 of benefit per monthly-equivalent cycle, for an estimated 0.0 months payback on a $45,000 implementation investment.</w:t>
+      </w:r>
+    </w:p>
+    <w:p>
+      <w:r>
+        <w:rPr>
+          <w:b/>
+        </w:rPr>
+        <w:t>Business Impact — Modeled Estimate, Not Audited Value</w:t>
+      </w:r>
+    </w:p>
+    <w:p>
+      <w:r>
+        <w:rPr>
+          <w:b w:val="0"/>
+        </w:rPr>
+        <w:t>The $341,908,210 estimated net benefit per monthly-equivalent cycle is a self-computed business-impact model combining an ASSUMPTION (25% intervention success rate) with a separately modeled operational-efficiency value stream — it has not been audited by a third party or realized inside a live institution's P&amp;L.</w:t>
+      </w:r>
+    </w:p>
+    <w:p>
+      <w:r>
+        <w:rPr>
+          <w:b/>
+        </w:rPr>
+        <w:t>Independent Audit Status</w:t>
+      </w:r>
+    </w:p>
+    <w:p>
+      <w:r>
+        <w:rPr>
+          <w:b w:val="0"/>
+        </w:rPr>
+        <w:t>This project was developed as an independent portfolio body of work and has not undergone formal validation, audit, or sign-off by a financial institution's model risk management (SR 11-7 or equivalent) function, a third-party auditor, or a regulator. All model outputs, risk metrics, and business-impact figures in this report are self-computed under the assumptions stated herein and have not been realized in a live production environment at a financial institution.</w:t>
       </w:r>
     </w:p>
     <w:p>
